--- a/Project_Report.docx
+++ b/Project_Report.docx
@@ -91,16 +91,7 @@
           <w:sz w:val="28"/>
           <w:szCs w:val="28"/>
         </w:rPr>
-        <w:t xml:space="preserve">                           </w:t>
-      </w:r>
-      <w:r>
-        <w:rPr>
-          <w:rFonts w:ascii="Calibri" w:hAnsi="Calibri"/>
-          <w:color w:val="2E86AB"/>
-          <w:sz w:val="28"/>
-          <w:szCs w:val="28"/>
-        </w:rPr>
-        <w:t>ARTIFICIAL NEURAL NETWORKS</w:t>
+        <w:t xml:space="preserve">                           ARTIFICIAL NEURAL NETWORKS</w:t>
       </w:r>
     </w:p>
     <w:p>
@@ -146,16 +137,7 @@
           <w:sz w:val="26"/>
           <w:szCs w:val="26"/>
         </w:rPr>
-        <w:t xml:space="preserve">                                                                   </w:t>
-      </w:r>
-      <w:r>
-        <w:rPr>
-          <w:rFonts w:ascii="Calibri" w:hAnsi="Calibri"/>
-          <w:color w:val="AAAAAA"/>
-          <w:sz w:val="26"/>
-          <w:szCs w:val="26"/>
-        </w:rPr>
-        <w:t>PROJECT REPORT</w:t>
+        <w:t xml:space="preserve">                                                                   PROJECT REPORT</w:t>
       </w:r>
     </w:p>
     <w:tbl>
@@ -2093,6 +2075,7 @@
       <w:r>
         <w:rPr>
           <w:rFonts w:ascii="Calibri" w:hAnsi="Calibri"/>
+          <w:noProof/>
           <w:color w:val="1D1D1D"/>
           <w:sz w:val="20"/>
         </w:rPr>
@@ -3932,9 +3915,9 @@
           <w:noProof/>
         </w:rPr>
         <w:drawing>
-          <wp:inline distT="0" distB="0" distL="0" distR="0" wp14:anchorId="45882168" wp14:editId="07EEA010">
-            <wp:extent cx="4985637" cy="3360420"/>
-            <wp:effectExtent l="0" t="0" r="5715" b="0"/>
+          <wp:inline distT="0" distB="0" distL="0" distR="0" wp14:anchorId="45882168" wp14:editId="2312D3B1">
+            <wp:extent cx="5516880" cy="3292285"/>
+            <wp:effectExtent l="0" t="0" r="7620" b="3810"/>
             <wp:docPr id="817115409" name="Picture 1"/>
             <wp:cNvGraphicFramePr>
               <a:graphicFrameLocks xmlns:a="http://schemas.openxmlformats.org/drawingml/2006/main" noChangeAspect="1"/>
@@ -3943,7 +3926,7 @@
               <a:graphicData uri="http://schemas.openxmlformats.org/drawingml/2006/picture">
                 <pic:pic xmlns:pic="http://schemas.openxmlformats.org/drawingml/2006/picture">
                   <pic:nvPicPr>
-                    <pic:cNvPr id="817115409" name=""/>
+                    <pic:cNvPr id="817115409" name="Picture 1"/>
                     <pic:cNvPicPr/>
                   </pic:nvPicPr>
                   <pic:blipFill>
@@ -3955,7 +3938,7 @@
                   <pic:spPr>
                     <a:xfrm>
                       <a:off x="0" y="0"/>
-                      <a:ext cx="5011092" cy="3377577"/>
+                      <a:ext cx="5531239" cy="3300854"/>
                     </a:xfrm>
                     <a:prstGeom prst="rect">
                       <a:avLst/>
@@ -3992,9 +3975,9 @@
           <w:noProof/>
         </w:rPr>
         <w:drawing>
-          <wp:inline distT="0" distB="0" distL="0" distR="0" wp14:anchorId="4FC42EBD" wp14:editId="76BF0B94">
-            <wp:extent cx="4883712" cy="3246120"/>
-            <wp:effectExtent l="0" t="0" r="0" b="0"/>
+          <wp:inline distT="0" distB="0" distL="0" distR="0" wp14:anchorId="4FC42EBD" wp14:editId="2ABC3BBE">
+            <wp:extent cx="5570220" cy="3311943"/>
+            <wp:effectExtent l="0" t="0" r="0" b="3175"/>
             <wp:docPr id="804539371" name="Picture 1"/>
             <wp:cNvGraphicFramePr>
               <a:graphicFrameLocks xmlns:a="http://schemas.openxmlformats.org/drawingml/2006/main" noChangeAspect="1"/>
@@ -4003,7 +3986,7 @@
               <a:graphicData uri="http://schemas.openxmlformats.org/drawingml/2006/picture">
                 <pic:pic xmlns:pic="http://schemas.openxmlformats.org/drawingml/2006/picture">
                   <pic:nvPicPr>
-                    <pic:cNvPr id="804539371" name=""/>
+                    <pic:cNvPr id="804539371" name="Picture 1"/>
                     <pic:cNvPicPr/>
                   </pic:nvPicPr>
                   <pic:blipFill>
@@ -4015,7 +3998,7 @@
                   <pic:spPr>
                     <a:xfrm>
                       <a:off x="0" y="0"/>
-                      <a:ext cx="4901921" cy="3258223"/>
+                      <a:ext cx="5583513" cy="3319847"/>
                     </a:xfrm>
                     <a:prstGeom prst="rect">
                       <a:avLst/>
@@ -4053,9 +4036,9 @@
         </w:rPr>
         <w:lastRenderedPageBreak/>
         <w:drawing>
-          <wp:inline distT="0" distB="0" distL="0" distR="0" wp14:anchorId="0C4D762E" wp14:editId="4F75BBAF">
-            <wp:extent cx="4856197" cy="3253740"/>
-            <wp:effectExtent l="0" t="0" r="1905" b="3810"/>
+          <wp:inline distT="0" distB="0" distL="0" distR="0" wp14:anchorId="0C4D762E" wp14:editId="7C1A6280">
+            <wp:extent cx="5433060" cy="3232076"/>
+            <wp:effectExtent l="0" t="0" r="0" b="6985"/>
             <wp:docPr id="457063420" name="Picture 1"/>
             <wp:cNvGraphicFramePr>
               <a:graphicFrameLocks xmlns:a="http://schemas.openxmlformats.org/drawingml/2006/main" noChangeAspect="1"/>
@@ -4064,7 +4047,7 @@
               <a:graphicData uri="http://schemas.openxmlformats.org/drawingml/2006/picture">
                 <pic:pic xmlns:pic="http://schemas.openxmlformats.org/drawingml/2006/picture">
                   <pic:nvPicPr>
-                    <pic:cNvPr id="457063420" name=""/>
+                    <pic:cNvPr id="457063420" name="Picture 1"/>
                     <pic:cNvPicPr/>
                   </pic:nvPicPr>
                   <pic:blipFill>
@@ -4076,7 +4059,7 @@
                   <pic:spPr>
                     <a:xfrm>
                       <a:off x="0" y="0"/>
-                      <a:ext cx="4877246" cy="3267843"/>
+                      <a:ext cx="5442926" cy="3237945"/>
                     </a:xfrm>
                     <a:prstGeom prst="rect">
                       <a:avLst/>
@@ -4113,9 +4096,9 @@
           <w:noProof/>
         </w:rPr>
         <w:drawing>
-          <wp:inline distT="0" distB="0" distL="0" distR="0" wp14:anchorId="4A3C3405" wp14:editId="424140B8">
-            <wp:extent cx="4632960" cy="3125559"/>
-            <wp:effectExtent l="0" t="0" r="0" b="0"/>
+          <wp:inline distT="0" distB="0" distL="0" distR="0" wp14:anchorId="4A3C3405" wp14:editId="143F8D37">
+            <wp:extent cx="5524500" cy="3273244"/>
+            <wp:effectExtent l="0" t="0" r="0" b="3810"/>
             <wp:docPr id="1504400075" name="Picture 1"/>
             <wp:cNvGraphicFramePr>
               <a:graphicFrameLocks xmlns:a="http://schemas.openxmlformats.org/drawingml/2006/main" noChangeAspect="1"/>
@@ -4124,7 +4107,7 @@
               <a:graphicData uri="http://schemas.openxmlformats.org/drawingml/2006/picture">
                 <pic:pic xmlns:pic="http://schemas.openxmlformats.org/drawingml/2006/picture">
                   <pic:nvPicPr>
-                    <pic:cNvPr id="1504400075" name=""/>
+                    <pic:cNvPr id="1504400075" name="Picture 1"/>
                     <pic:cNvPicPr/>
                   </pic:nvPicPr>
                   <pic:blipFill>
@@ -4136,7 +4119,7 @@
                   <pic:spPr>
                     <a:xfrm>
                       <a:off x="0" y="0"/>
-                      <a:ext cx="4669993" cy="3150543"/>
+                      <a:ext cx="5539837" cy="3282331"/>
                     </a:xfrm>
                     <a:prstGeom prst="rect">
                       <a:avLst/>
@@ -4177,17 +4160,25 @@
       <w:pPr>
         <w:pStyle w:val="ListBullet"/>
         <w:spacing w:after="40"/>
+        <w:rPr>
+          <w:sz w:val="20"/>
+          <w:szCs w:val="20"/>
+        </w:rPr>
       </w:pPr>
       <w:r>
         <w:rPr>
           <w:rFonts w:ascii="Calibri" w:hAnsi="Calibri"/>
           <w:b/>
+          <w:sz w:val="20"/>
+          <w:szCs w:val="20"/>
         </w:rPr>
         <w:t xml:space="preserve">Dataset Selection — </w:t>
       </w:r>
       <w:r>
         <w:rPr>
           <w:rFonts w:ascii="Calibri" w:hAnsi="Calibri"/>
+          <w:sz w:val="20"/>
+          <w:szCs w:val="20"/>
         </w:rPr>
         <w:t xml:space="preserve">Browse and load </w:t>
       </w:r>
@@ -4195,6 +4186,8 @@
       <w:r>
         <w:rPr>
           <w:rFonts w:ascii="Calibri" w:hAnsi="Calibri"/>
+          <w:sz w:val="20"/>
+          <w:szCs w:val="20"/>
         </w:rPr>
         <w:t>any .</w:t>
       </w:r>
@@ -4202,6 +4195,8 @@
       <w:r>
         <w:rPr>
           <w:rFonts w:ascii="Calibri" w:hAnsi="Calibri"/>
+          <w:sz w:val="20"/>
+          <w:szCs w:val="20"/>
         </w:rPr>
         <w:t>npz</w:t>
       </w:r>
@@ -4210,6 +4205,8 @@
       <w:r>
         <w:rPr>
           <w:rFonts w:ascii="Calibri" w:hAnsi="Calibri"/>
+          <w:sz w:val="20"/>
+          <w:szCs w:val="20"/>
         </w:rPr>
         <w:t xml:space="preserve"> dataset file.</w:t>
       </w:r>
@@ -4218,17 +4215,25 @@
       <w:pPr>
         <w:pStyle w:val="ListBullet"/>
         <w:spacing w:after="40"/>
+        <w:rPr>
+          <w:sz w:val="20"/>
+          <w:szCs w:val="20"/>
+        </w:rPr>
       </w:pPr>
       <w:r>
         <w:rPr>
           <w:rFonts w:ascii="Calibri" w:hAnsi="Calibri"/>
           <w:b/>
+          <w:sz w:val="20"/>
+          <w:szCs w:val="20"/>
         </w:rPr>
         <w:t xml:space="preserve">Hyperparameter Control — </w:t>
       </w:r>
       <w:r>
         <w:rPr>
           <w:rFonts w:ascii="Calibri" w:hAnsi="Calibri"/>
+          <w:sz w:val="20"/>
+          <w:szCs w:val="20"/>
         </w:rPr>
         <w:t>Adjust hidden layers, learning rate, epochs, batch size, activation function.</w:t>
       </w:r>
@@ -4237,17 +4242,25 @@
       <w:pPr>
         <w:pStyle w:val="ListBullet"/>
         <w:spacing w:after="40"/>
+        <w:rPr>
+          <w:sz w:val="20"/>
+          <w:szCs w:val="20"/>
+        </w:rPr>
       </w:pPr>
       <w:r>
         <w:rPr>
           <w:rFonts w:ascii="Calibri" w:hAnsi="Calibri"/>
           <w:b/>
+          <w:sz w:val="20"/>
+          <w:szCs w:val="20"/>
         </w:rPr>
         <w:t xml:space="preserve">Drawing Canvas — </w:t>
       </w:r>
       <w:r>
         <w:rPr>
           <w:rFonts w:ascii="Calibri" w:hAnsi="Calibri"/>
+          <w:sz w:val="20"/>
+          <w:szCs w:val="20"/>
         </w:rPr>
         <w:t>320×</w:t>
       </w:r>
@@ -4255,6 +4268,8 @@
       <w:r>
         <w:rPr>
           <w:rFonts w:ascii="Calibri" w:hAnsi="Calibri"/>
+          <w:sz w:val="20"/>
+          <w:szCs w:val="20"/>
         </w:rPr>
         <w:t>320 pixel</w:t>
       </w:r>
@@ -4262,6 +4277,8 @@
       <w:r>
         <w:rPr>
           <w:rFonts w:ascii="Calibri" w:hAnsi="Calibri"/>
+          <w:sz w:val="20"/>
+          <w:szCs w:val="20"/>
         </w:rPr>
         <w:t xml:space="preserve"> canvas with adjustable brush for character drawing.</w:t>
       </w:r>
@@ -4270,17 +4287,25 @@
       <w:pPr>
         <w:pStyle w:val="ListBullet"/>
         <w:spacing w:after="40"/>
+        <w:rPr>
+          <w:sz w:val="20"/>
+          <w:szCs w:val="20"/>
+        </w:rPr>
       </w:pPr>
       <w:r>
         <w:rPr>
           <w:rFonts w:ascii="Calibri" w:hAnsi="Calibri"/>
           <w:b/>
+          <w:sz w:val="20"/>
+          <w:szCs w:val="20"/>
         </w:rPr>
         <w:t xml:space="preserve">Image Upload — </w:t>
       </w:r>
       <w:r>
         <w:rPr>
           <w:rFonts w:ascii="Calibri" w:hAnsi="Calibri"/>
+          <w:sz w:val="20"/>
+          <w:szCs w:val="20"/>
         </w:rPr>
         <w:t>Load external images for classification.</w:t>
       </w:r>
@@ -4289,17 +4314,25 @@
       <w:pPr>
         <w:pStyle w:val="ListBullet"/>
         <w:spacing w:after="40"/>
+        <w:rPr>
+          <w:sz w:val="20"/>
+          <w:szCs w:val="20"/>
+        </w:rPr>
       </w:pPr>
       <w:r>
         <w:rPr>
           <w:rFonts w:ascii="Calibri" w:hAnsi="Calibri"/>
           <w:b/>
+          <w:sz w:val="20"/>
+          <w:szCs w:val="20"/>
         </w:rPr>
         <w:t xml:space="preserve">Thread-Safe Training — </w:t>
       </w:r>
       <w:r>
         <w:rPr>
           <w:rFonts w:ascii="Calibri" w:hAnsi="Calibri"/>
+          <w:sz w:val="20"/>
+          <w:szCs w:val="20"/>
         </w:rPr>
         <w:t>Background thread with queue-based events keeps GUI responsive.</w:t>
       </w:r>
@@ -4308,17 +4341,25 @@
       <w:pPr>
         <w:pStyle w:val="ListBullet"/>
         <w:spacing w:after="40"/>
+        <w:rPr>
+          <w:sz w:val="20"/>
+          <w:szCs w:val="20"/>
+        </w:rPr>
       </w:pPr>
       <w:r>
         <w:rPr>
           <w:rFonts w:ascii="Calibri" w:hAnsi="Calibri"/>
           <w:b/>
+          <w:sz w:val="20"/>
+          <w:szCs w:val="20"/>
         </w:rPr>
         <w:t xml:space="preserve">Polarity Detection — </w:t>
       </w:r>
       <w:r>
         <w:rPr>
           <w:rFonts w:ascii="Calibri" w:hAnsi="Calibri"/>
+          <w:sz w:val="20"/>
+          <w:szCs w:val="20"/>
         </w:rPr>
         <w:t>Auto-detects dark/light backgrounds for robust prediction.</w:t>
       </w:r>
@@ -5774,6 +5815,7 @@
   <w:style w:type="character" w:default="1" w:styleId="DefaultParagraphFont">
     <w:name w:val="Default Paragraph Font"/>
     <w:uiPriority w:val="1"/>
+    <w:semiHidden/>
     <w:unhideWhenUsed/>
   </w:style>
   <w:style w:type="table" w:default="1" w:styleId="TableNormal">
